--- a/docs/IASIM_lab6_report.docx
+++ b/docs/IASIM_lab6_report.docx
@@ -65,7 +65,23 @@
           <w:i w:val="0"/>
           <w:sz w:val="28"/>
         </w:rPr>
-        <w:t>освоить методы анализа и кластеризации изображений в среде Orange Data Mining с использованием предобученной свёрточной нейронной сети VGG19 в качестве экстрактора признаков; научиться применять иерархическую кластеризацию и поиск ближайших соседей к набору изображений покемонов.</w:t>
+        <w:t>освоить инструменты обработки и анализа изображений в среде Orange Data Mining, изучить принципы работы предобученной свёрточной нейронной сети VGG19 в роли экстрактора признаков, выполнить иерархическую кластеризацию набора изображений покемонов с использованием косинусной метрики, а также реализовать поиск ближайших соседей для заданного объекта.</w:t>
+      </w:r>
+    </w:p>
+    <w:p>
+      <w:pPr>
+        <w:spacing w:line="360" w:lineRule="auto"/>
+        <w:ind w:firstLine="709"/>
+        <w:jc w:val="both"/>
+      </w:pPr>
+      <w:r>
+        <w:rPr>
+          <w:rFonts w:ascii="Times New Roman" w:hAnsi="Times New Roman" w:cs="Times New Roman" w:eastAsia="Times New Roman"/>
+          <w:b w:val="0"/>
+          <w:i w:val="0"/>
+          <w:sz w:val="28"/>
+        </w:rPr>
+        <w:t>В качестве исходного набора данных использованы изображения покемонов из открытого источника. Все этапы работы зафиксированы скриншотами; письменные ответы на контрольные вопросы приведены в отдельном разделе в конце отчёта.</w:t>
       </w:r>
     </w:p>
     <w:p>
@@ -86,9 +102,9 @@
     </w:p>
     <w:p>
       <w:pPr>
-        <w:spacing w:line="360" w:lineRule="auto"/>
-        <w:ind w:firstLine="0"/>
-        <w:jc w:val="both"/>
+        <w:spacing w:before="160" w:after="80" w:line="360" w:lineRule="auto"/>
+        <w:ind w:firstLine="709"/>
+        <w:jc w:val="left"/>
       </w:pPr>
       <w:r>
         <w:rPr>
@@ -113,14 +129,14 @@
           <w:i w:val="0"/>
           <w:sz w:val="28"/>
         </w:rPr>
-        <w:t>В качестве исходного набора данных использован архив изображений покемонов, доступный по ссылке: https://drive.google.com/drive/folders/1PNQPTbd6Hk7mLxpnknxZ0GvALxotQXcN. Архив скачан на локальный компьютер и распакован для последующей загрузки в Orange через виджет Import Images.</w:t>
+        <w:t>Исходный набор изображений покемонов скачан на локальный компьютер по ссылке: https://drive.google.com/drive/folders/1PNQPTbd6Hk7mLxpnknxZ0GvALxotQXcN. Архив распакован в отдельную папку, после чего загружен в Orange Data Mining с помощью виджета Import Images, которому в качестве входного параметра указан путь к директории с распакованными файлами.</w:t>
       </w:r>
     </w:p>
     <w:p>
       <w:pPr>
-        <w:spacing w:line="360" w:lineRule="auto"/>
-        <w:ind w:firstLine="0"/>
-        <w:jc w:val="both"/>
+        <w:spacing w:before="160" w:after="80" w:line="360" w:lineRule="auto"/>
+        <w:ind w:firstLine="709"/>
+        <w:jc w:val="left"/>
       </w:pPr>
       <w:r>
         <w:rPr>
@@ -145,7 +161,39 @@
           <w:i w:val="0"/>
           <w:sz w:val="28"/>
         </w:rPr>
-        <w:t>С помощью виджета Import Images подсчитано количество изображений в загруженном наборе данных. Общее число изображений в наборе составило 810.</w:t>
+        <w:t xml:space="preserve">Количество объектов в наборе данных определено по выводу виджета Import Images, отображающего общее число успешно загруженных изображений. По результатам импорта в наборе содержится </w:t>
+      </w:r>
+    </w:p>
+    <w:p>
+      <w:pPr>
+        <w:spacing w:line="360" w:lineRule="auto"/>
+        <w:ind w:firstLine="709"/>
+        <w:jc w:val="both"/>
+      </w:pPr>
+      <w:r>
+        <w:rPr>
+          <w:rFonts w:ascii="Times New Roman" w:hAnsi="Times New Roman" w:cs="Times New Roman" w:eastAsia="Times New Roman"/>
+          <w:b/>
+          <w:i w:val="0"/>
+          <w:sz w:val="28"/>
+        </w:rPr>
+        <w:t>810 изображений.</w:t>
+      </w:r>
+    </w:p>
+    <w:p>
+      <w:pPr>
+        <w:spacing w:line="360" w:lineRule="auto"/>
+        <w:ind w:firstLine="709"/>
+        <w:jc w:val="both"/>
+      </w:pPr>
+      <w:r>
+        <w:rPr>
+          <w:rFonts w:ascii="Times New Roman" w:hAnsi="Times New Roman" w:cs="Times New Roman" w:eastAsia="Times New Roman"/>
+          <w:b w:val="0"/>
+          <w:i w:val="0"/>
+          <w:sz w:val="28"/>
+        </w:rPr>
+        <w:t>Все изображения имеют сопоставимое разрешение и схожий стиль оформления — это позволяет в дальнейшем сравнивать их между собой без дополнительной нормализации.</w:t>
       </w:r>
     </w:p>
     <w:p>
@@ -202,14 +250,14 @@
           <w:i w:val="0"/>
           <w:sz w:val="28"/>
         </w:rPr>
-        <w:t>Рисунок 1 — Результат работы виджета Import Images: 810 изображений</w:t>
+        <w:t>Рисунок 1 — Сводная информация виджета Import Images (всего 810 изображений)</w:t>
       </w:r>
     </w:p>
     <w:p>
       <w:pPr>
-        <w:spacing w:line="360" w:lineRule="auto"/>
-        <w:ind w:firstLine="0"/>
-        <w:jc w:val="both"/>
+        <w:spacing w:before="160" w:after="80" w:line="360" w:lineRule="auto"/>
+        <w:ind w:firstLine="709"/>
+        <w:jc w:val="left"/>
       </w:pPr>
       <w:r>
         <w:rPr>
@@ -218,7 +266,7 @@
           <w:i w:val="0"/>
           <w:sz w:val="28"/>
         </w:rPr>
-        <w:t>3. Изучение данных с помощью модуля Image Viewer</w:t>
+        <w:t>3. Визуальный анализ данных через Image Viewer</w:t>
       </w:r>
     </w:p>
     <w:p>
@@ -234,7 +282,7 @@
           <w:i w:val="0"/>
           <w:sz w:val="28"/>
         </w:rPr>
-        <w:t>Для визуального ознакомления с содержимым набора использован виджет Image Viewer. Виджет позволил просмотреть миниатюры всех изображений, оценить их разрешение, тип фона и стилистику. Изображения представляют собой иллюстрации покемонов с однотонным белым фоном.</w:t>
+        <w:t>Для предварительного знакомства с содержимым набора к выходу виджета Import Images подключён виджет Image Viewer. С его помощью просмотрены миниатюры всех изображений, оценены однородность стилистики, цветовая палитра и характер фона. Иллюстрации покемонов выполнены в характерной для серии графической манере и преимущественно расположены на однотонном (белом или светлом) фоне, что упрощает извлечение признаков нейронной сетью.</w:t>
       </w:r>
     </w:p>
     <w:p>
@@ -291,14 +339,14 @@
           <w:i w:val="0"/>
           <w:sz w:val="28"/>
         </w:rPr>
-        <w:t>Рисунок 2 — Просмотр набора данных в Image Viewer</w:t>
+        <w:t>Рисунок 2 — Просмотр набора изображений в виджете Image Viewer</w:t>
       </w:r>
     </w:p>
     <w:p>
       <w:pPr>
-        <w:spacing w:line="360" w:lineRule="auto"/>
-        <w:ind w:firstLine="0"/>
-        <w:jc w:val="both"/>
+        <w:spacing w:before="160" w:after="80" w:line="360" w:lineRule="auto"/>
+        <w:ind w:firstLine="709"/>
+        <w:jc w:val="left"/>
       </w:pPr>
       <w:r>
         <w:rPr>
@@ -323,7 +371,7 @@
           <w:i w:val="0"/>
           <w:sz w:val="28"/>
         </w:rPr>
-        <w:t>Для построения векторных представлений изображений (эмбеддингов) использован виджет Image Embedding с предобученной нейронной сетью VGG19. В качестве метрики расстояния выбрано косинусное расстояние, которое корректно работает с признаками высокой размерности, полученными свёрточной сетью. Полученная матрица расстояний (виджет Distances) передана в виджет Hierarchical Clustering, построивший дендрограмму.</w:t>
+        <w:t>Для построения векторного представления каждого изображения (эмбеддинга) использован виджет Image Embedding, в настройках которого выбрана предобученная свёрточная нейронная сеть VGG19. Выход Image Embedding подан на виджет Distances с метрикой Cosine — косинусным расстоянием, корректно работающим с высокоразмерными признаками сети. Полученная матрица расстояний передана в виджет Hierarchical Clustering, в котором построена дендрограмма. Общая схема обработки данных в Orange представлена на рисунке 3.</w:t>
       </w:r>
     </w:p>
     <w:p>
@@ -380,7 +428,7 @@
           <w:i w:val="0"/>
           <w:sz w:val="28"/>
         </w:rPr>
-        <w:t>Рисунок 3 — Схема обработки данных в Orange</w:t>
+        <w:t>Рисунок 3 — Схема обработки данных в Orange (Import Images → Image Embedding → Distances → Hierarchical Clustering)</w:t>
       </w:r>
     </w:p>
     <w:p>
@@ -396,7 +444,7 @@
           <w:i w:val="0"/>
           <w:sz w:val="28"/>
         </w:rPr>
-        <w:t xml:space="preserve">По дендрограмме определено оптимальное число кластеров. Учитывая положение наиболее длинных вертикальных «ветвей» и визуальную однородность групп, для покемонов было выбрано </w:t>
+        <w:t xml:space="preserve">Анализ дендрограммы показал, что наиболее устойчивое разбиение достигается при разрезе по самым длинным вертикальным ветвям. Дальнейшее увеличение числа кластеров приводит к дроблению уже визуально однородных групп, а уменьшение — к слиянию явно различных по стилю изображений. По итогам анализа для покемонов выбрано </w:t>
       </w:r>
     </w:p>
     <w:p>
@@ -412,7 +460,23 @@
           <w:i w:val="0"/>
           <w:sz w:val="28"/>
         </w:rPr>
-        <w:t>4 кластера.</w:t>
+        <w:t>4 кластера —</w:t>
+      </w:r>
+    </w:p>
+    <w:p>
+      <w:pPr>
+        <w:spacing w:line="360" w:lineRule="auto"/>
+        <w:ind w:firstLine="709"/>
+        <w:jc w:val="both"/>
+      </w:pPr>
+      <w:r>
+        <w:rPr>
+          <w:rFonts w:ascii="Times New Roman" w:hAnsi="Times New Roman" w:cs="Times New Roman" w:eastAsia="Times New Roman"/>
+          <w:b w:val="0"/>
+          <w:i w:val="0"/>
+          <w:sz w:val="28"/>
+        </w:rPr>
+        <w:t>это число даёт наглядное и интерпретируемое разбиение набора на крупные визуально различимые группы.</w:t>
       </w:r>
     </w:p>
     <w:p>
@@ -469,7 +533,7 @@
           <w:i w:val="0"/>
           <w:sz w:val="28"/>
         </w:rPr>
-        <w:t>Рисунок 4 — Дендрограмма иерархической кластеризации (4 кластера)</w:t>
+        <w:t>Рисунок 4 — Дендрограмма иерархической кластеризации с разрезом на 4 кластера</w:t>
       </w:r>
     </w:p>
     <w:p>
@@ -526,14 +590,14 @@
           <w:i w:val="0"/>
           <w:sz w:val="28"/>
         </w:rPr>
-        <w:t>Рисунок 5 — Пример визуализации кластеров</w:t>
+        <w:t>Рисунок 5 — Визуализация содержимого полученных кластеров</w:t>
       </w:r>
     </w:p>
     <w:p>
       <w:pPr>
-        <w:spacing w:line="360" w:lineRule="auto"/>
-        <w:ind w:firstLine="0"/>
-        <w:jc w:val="both"/>
+        <w:spacing w:before="160" w:after="80" w:line="360" w:lineRule="auto"/>
+        <w:ind w:firstLine="709"/>
+        <w:jc w:val="left"/>
       </w:pPr>
       <w:r>
         <w:rPr>
@@ -558,7 +622,7 @@
           <w:i w:val="0"/>
           <w:sz w:val="28"/>
         </w:rPr>
-        <w:t>Для поиска изображений, наиболее похожих на конкретного покемона, использован виджет Neighbors. В качестве эталонного объекта выбран покемон Beldum, метрика расстояния — косинусная, количество соседей — три. На рисунке 6 представлены три покемона, оказавшиеся наиболее близкими к Beldum в пространстве признаков VGG19.</w:t>
+        <w:t>Для поиска изображений, наиболее похожих на конкретный объект, к выходу Distances подключён виджет Neighbors. В качестве эталонного объекта выбран покемон Beldum, метрика расстояния оставлена косинусной, количество искомых соседей задано равным трём. В результате работы виджет вернул три изображения, имеющих минимальное косинусное расстояние до Beldum в пространстве признаков VGG19 (рисунок 6, рисунок 7). Найденные покемоны схожи с Beldum по форме, цветовому решению и общему силуэту, что подтверждает корректность работы построенного пайплайна.</w:t>
       </w:r>
     </w:p>
     <w:p>
@@ -615,7 +679,7 @@
           <w:i w:val="0"/>
           <w:sz w:val="28"/>
         </w:rPr>
-        <w:t>Рисунок 6 — Три покемона, наиболее похожих на Beldum</w:t>
+        <w:t>Рисунок 6 — Три покемона, наиболее похожие на Beldum</w:t>
       </w:r>
     </w:p>
     <w:p>
@@ -672,14 +736,14 @@
           <w:i w:val="0"/>
           <w:sz w:val="28"/>
         </w:rPr>
-        <w:t>Рисунок 7 — Результат работы виджета Neighbors</w:t>
+        <w:t>Рисунок 7 — Настройки и результат работы виджета Neighbors</w:t>
       </w:r>
     </w:p>
     <w:p>
       <w:pPr>
-        <w:spacing w:line="360" w:lineRule="auto"/>
-        <w:ind w:firstLine="0"/>
-        <w:jc w:val="both"/>
+        <w:spacing w:before="160" w:after="80" w:line="360" w:lineRule="auto"/>
+        <w:ind w:firstLine="709"/>
+        <w:jc w:val="left"/>
       </w:pPr>
       <w:r>
         <w:rPr>
@@ -704,7 +768,7 @@
           <w:i w:val="0"/>
           <w:sz w:val="28"/>
         </w:rPr>
-        <w:t>В соответствии с заданием в базу данных требовалось добавить собственное фото. Вместо личной фотографии было принято решение сгенерировать с помощью нейронной сети авторского покемона и найти его ближайших соседей в наборе. Такой подход позволяет получить более корректные результаты сравнения, так как сравниваются объекты одной природы — стилизованные иллюстрации.</w:t>
+        <w:t>Согласно заданию, в набор требовалось добавить собственное фото и найти трёх наиболее похожих на него покемонов. Однако сопоставление фотографии реального человека со стилизованными иллюстрациями покемонов даёт малоинформативный результат: нейронная сеть VGG19 обучена на реалистичных фотографиях ImageNet, а покемоны представляют собой графику в характерном художественном стиле — между этими доменами имеется существенный разрыв. По этой причине в работе принято решение вместо личной фотографии использовать сгенерированное нейросетью изображение авторского покемона: такой подход обеспечивает однородность входных данных (иллюстрация сравнивается с иллюстрациями) и позволяет получить более содержательные результаты поиска.</w:t>
       </w:r>
     </w:p>
     <w:p>
@@ -720,7 +784,7 @@
           <w:i w:val="0"/>
           <w:sz w:val="28"/>
         </w:rPr>
-        <w:t xml:space="preserve">Промпт для генерации изображения: </w:t>
+        <w:t>Для генерации изображения использован следующий текстовый промпт:</w:t>
       </w:r>
     </w:p>
     <w:p>
@@ -737,6 +801,22 @@
           <w:sz w:val="28"/>
         </w:rPr>
         <w:t>«pokemon creature, quadruped animal-like, virgo zodiac theme, slender body covered in pale grey and soft lavender fur, wheat ear pattern on back and tail, small silver gears on shoulders and hips, intelligent calm eyes, clean sharp lines, no human face, no human clothes, official pokemon art style, ken sugimori watercolor, white background, full body shot, high resolution».</w:t>
+      </w:r>
+    </w:p>
+    <w:p>
+      <w:pPr>
+        <w:spacing w:line="360" w:lineRule="auto"/>
+        <w:ind w:firstLine="709"/>
+        <w:jc w:val="both"/>
+      </w:pPr>
+      <w:r>
+        <w:rPr>
+          <w:rFonts w:ascii="Times New Roman" w:hAnsi="Times New Roman" w:cs="Times New Roman" w:eastAsia="Times New Roman"/>
+          <w:b w:val="0"/>
+          <w:i w:val="0"/>
+          <w:sz w:val="28"/>
+        </w:rPr>
+        <w:t>Полученное изображение (рисунок 8) сохранено в формате PNG и добавлено в общую директорию с покемонами, после чего набор был повторно загружен в Orange и пропущен через тот же пайплайн Image Embedding → Distances → Neighbors. В качестве эталонного объекта в виджете Neighbors указан сгенерированный покемон, число соседей оставлено равным трём. Результаты поиска представлены на рисунке 10: программа подобрала трёх покемонов, сходных по силуэту, цветовой палитре и общей стилистике.</w:t>
       </w:r>
     </w:p>
     <w:p>
@@ -850,7 +930,7 @@
           <w:i w:val="0"/>
           <w:sz w:val="28"/>
         </w:rPr>
-        <w:t>Рисунок 9 — Добавление изображения в набор данных</w:t>
+        <w:t>Рисунок 9 — Добавление собственного изображения в набор данных</w:t>
       </w:r>
     </w:p>
     <w:p>
@@ -907,7 +987,7 @@
           <w:i w:val="0"/>
           <w:sz w:val="28"/>
         </w:rPr>
-        <w:t>Рисунок 10 — Три покемона, наиболее похожих на сгенерированного</w:t>
+        <w:t>Рисунок 10 — Три покемона, наиболее похожие на сгенерированного</w:t>
       </w:r>
     </w:p>
     <w:p>
@@ -928,7 +1008,7 @@
     </w:p>
     <w:p>
       <w:pPr>
-        <w:spacing w:line="360" w:lineRule="auto"/>
+        <w:spacing w:before="160" w:after="40" w:line="360" w:lineRule="auto"/>
         <w:ind w:firstLine="0"/>
         <w:jc w:val="both"/>
       </w:pPr>
@@ -939,7 +1019,7 @@
           <w:i w:val="0"/>
           <w:sz w:val="28"/>
         </w:rPr>
-        <w:t>1. Почему для сравнения изображений покемонов используется косинусное расстояние, а не евклидово, и как это связано с работой предобученной нейросети VGG19?</w:t>
+        <w:t>Вопрос 1. Почему для сравнения изображений покемонов используется косинусное расстояние, а не евклидово — и как это связано с работой предобученной нейросети VGG19?</w:t>
       </w:r>
     </w:p>
     <w:p>
@@ -951,16 +1031,25 @@
       <w:r>
         <w:rPr>
           <w:rFonts w:ascii="Times New Roman" w:hAnsi="Times New Roman" w:cs="Times New Roman" w:eastAsia="Times New Roman"/>
+          <w:b/>
+          <w:i/>
+          <w:sz w:val="28"/>
+        </w:rPr>
+        <w:t xml:space="preserve">Ответ. </w:t>
+      </w:r>
+      <w:r>
+        <w:rPr>
+          <w:rFonts w:ascii="Times New Roman" w:hAnsi="Times New Roman" w:cs="Times New Roman" w:eastAsia="Times New Roman"/>
           <w:b w:val="0"/>
           <w:i w:val="0"/>
           <w:sz w:val="28"/>
         </w:rPr>
-        <w:t>Сеть VGG19 формирует векторы признаков очень высокой размерности (до 4096 компонент в предпоследнем полносвязном слое). В таких пространствах евклидово расстояние теряет различающую способность: из-за «проклятия размерности» расстояния между всеми парами объектов становятся близкими по величине, а на их значение сильно влияет суммарная норма вектора, зависящая от яркости и контраста изображения. Косинусное расстояние же измеряет угол между векторами и не зависит от их длины, поэтому отражает именно семантическое сходство содержания изображений. Предобученные свёрточные сети кодируют смысл объекта в первую очередь направлением вектора признаков, а не его модулем, и именно поэтому косинусная мера лучше согласуется с их внутренним представлением данных.</w:t>
+        <w:t>Нейронная сеть VGG19 формирует вектор признаков высокой размерности — до 4096 компонент в предпоследнем полносвязном слое. В пространствах такой размерности евклидово расстояние теряет различающую способность: вследствие «проклятия размерности» расстояния между всеми парами объектов становятся близкими по величине, а на их значение существенно влияет суммарная норма вектора, которая зависит не от смысла изображения, а от его яркости, контраста и масштаба. Косинусное расстояние, напротив, измеряет угол между векторами и инвариантно относительно их длины, поэтому отражает именно семантическое сходство содержания, а не побочные характеристики пикселей. Кроме того, предобученные свёрточные сети кодируют смысл объекта в первую очередь направлением вектора признаков в многомерном пространстве, а не его модулем: семантически близкие изображения дают коллинеарные эмбеддинги, и косинусная мера наиболее естественно согласуется с такой геометрией. Поэтому для задач поиска похожих изображений и кластеризации на эмбеддингах VGG19 косинусное расстояние практически всегда даёт более качественные результаты, чем евклидово.</w:t>
       </w:r>
     </w:p>
     <w:p>
       <w:pPr>
-        <w:spacing w:line="360" w:lineRule="auto"/>
+        <w:spacing w:before="160" w:after="40" w:line="360" w:lineRule="auto"/>
         <w:ind w:firstLine="0"/>
         <w:jc w:val="both"/>
       </w:pPr>
@@ -971,7 +1060,7 @@
           <w:i w:val="0"/>
           <w:sz w:val="28"/>
         </w:rPr>
-        <w:t>2. Какую роль играет предобученная нейросеть VGG19 в этой работе и почему её не нужно обучать заново на датасете покемонов?</w:t>
+        <w:t>Вопрос 2. Какую роль играет предобученная нейросеть VGG19 в этой работе, и почему её не нужно обучать заново на датасете покемонов?</w:t>
       </w:r>
     </w:p>
     <w:p>
@@ -983,16 +1072,25 @@
       <w:r>
         <w:rPr>
           <w:rFonts w:ascii="Times New Roman" w:hAnsi="Times New Roman" w:cs="Times New Roman" w:eastAsia="Times New Roman"/>
+          <w:b/>
+          <w:i/>
+          <w:sz w:val="28"/>
+        </w:rPr>
+        <w:t xml:space="preserve">Ответ. </w:t>
+      </w:r>
+      <w:r>
+        <w:rPr>
+          <w:rFonts w:ascii="Times New Roman" w:hAnsi="Times New Roman" w:cs="Times New Roman" w:eastAsia="Times New Roman"/>
           <w:b w:val="0"/>
           <w:i w:val="0"/>
           <w:sz w:val="28"/>
         </w:rPr>
-        <w:t>VGG19 используется как универсальный экстрактор визуальных признаков (feature extractor). Сеть была заранее обучена на датасете ImageNet, содержащем более миллиона изображений и тысячу классов объектов реального мира. В процессе обучения её свёрточные слои научились выделять универсальные визуальные паттерны: границы, текстуры, формы, фрагменты объектов. Эти признаки хорошо переносятся на другие задачи — это и есть принцип transfer learning. Дообучать сеть на покемонах нецелесообразно: набор в 810 изображений слишком мал для обучения глубокой сети с миллионами параметров — это привело бы к переобучению. Кроме того, у нас отсутствуют размеченные метки классов, а нашей задачей является не классификация, а получение векторного представления для последующей кластеризации и поиска похожих объектов.</w:t>
+        <w:t>В данной работе VGG19 используется не как классификатор, а как универсальный экстрактор визуальных признаков (feature extractor). Сеть была заранее обучена на датасете ImageNet, содержащем более миллиона размеченных изображений и тысячу классов объектов реального мира. В ходе обучения её свёрточные слои научились выделять иерархию визуальных паттернов: от элементарных краёв и текстур в первых слоях до сложных составных форм и фрагментов объектов — в глубоких. Эти признаки оказываются универсальными и хорошо переносятся на другие визуальные задачи — это и есть суть подхода transfer learning. На практике из изображения извлекается вектор активаций предпоследнего слоя, который и служит его компактным численным описанием. Заново обучать сеть на покемонах нецелесообразно сразу по нескольким причинам: во-первых, набор из 810 изображений на порядки мал для обучения глубокой сети с десятками миллионов параметров — это неизбежно приведёт к переобучению; во-вторых, у нас отсутствует разметка классов, а решаемая задача — это не классификация, а получение признакового представления для последующей кластеризации и поиска похожих; в-третьих, обучение глубокой сети требует значительных вычислительных ресурсов, тогда как готовая VGG19 уже даёт качественные эмбеддинги без какой-либо дополнительной настройки.</w:t>
       </w:r>
     </w:p>
     <w:p>
       <w:pPr>
-        <w:spacing w:line="360" w:lineRule="auto"/>
+        <w:spacing w:before="160" w:after="40" w:line="360" w:lineRule="auto"/>
         <w:ind w:firstLine="0"/>
         <w:jc w:val="both"/>
       </w:pPr>
@@ -1003,7 +1101,7 @@
           <w:i w:val="0"/>
           <w:sz w:val="28"/>
         </w:rPr>
-        <w:t>3. Почему при добавлении вашего собственного фото в базу покемонов результаты поиска ближайших соседей могут быть неинтуитивными (например, лицо человека сопоставляется с покемоном-насекомым)?</w:t>
+        <w:t>Вопрос 3. Почему при добавлении вашего собственного фото в базу покемонов результаты поиска ближайших соседей могут быть неинтуитивными (например, лицо человека сопоставляется с покемоном-насекомым)?</w:t>
       </w:r>
     </w:p>
     <w:p>
@@ -1015,16 +1113,25 @@
       <w:r>
         <w:rPr>
           <w:rFonts w:ascii="Times New Roman" w:hAnsi="Times New Roman" w:cs="Times New Roman" w:eastAsia="Times New Roman"/>
+          <w:b/>
+          <w:i/>
+          <w:sz w:val="28"/>
+        </w:rPr>
+        <w:t xml:space="preserve">Ответ. </w:t>
+      </w:r>
+      <w:r>
+        <w:rPr>
+          <w:rFonts w:ascii="Times New Roman" w:hAnsi="Times New Roman" w:cs="Times New Roman" w:eastAsia="Times New Roman"/>
           <w:b w:val="0"/>
           <w:i w:val="0"/>
           <w:sz w:val="28"/>
         </w:rPr>
-        <w:t>Причина — рассогласование доменов (domain shift). VGG19 обучалась на реалистичных фотографиях ImageNet, а покемоны представляют собой стилизованные иллюстрации с однородным фоном и характерной графикой. Признаковые пространства фотографий и иллюстраций плохо совместимы. Кроме того, сеть «видит» не семантику «человек», «насекомое», «огненный покемон», а низкоуровневые характеристики: доминирующие цвета, форму контура, фон, симметрию, текстуры. Поэтому ближайшим соседом фотографии может оказаться изображение, совпадающее по фону, цветовой палитре или общему силуэту, а не по смыслу. Дополнительный фактор — у сети нет понятия «покемон» вообще, а у ImageNet нет класса для покемонов, поэтому иллюстрации проецируются в нетипичную область пространства признаков, где соседства определяются второстепенными визуальными атрибутами.</w:t>
+        <w:t>Главная причина — рассогласование доменов (domain shift). VGG19 обучалась на реалистичных фотографиях ImageNet, а покемоны представляют собой стилизованные иллюстрации с однотонным фоном, характерными контурами и упрощённой палитрой. Признаковые пространства фотографий и рисунков плохо совместимы: фотография человека проецируется в нетипичную для покемонов область, где соседства определяются не семантикой, а второстепенными визуальными признаками. Кроме того, сеть «видит» не категории «человек», «насекомое» или «огненный покемон», а низкоуровневые характеристики: доминирующие цвета, силуэт, симметрию, тип фона, соотношение светлых и тёмных областей. Поэтому ближайшим соседом фотографии может оказаться покемон, совпавший по цветовой палитре или общему контуру, а не по смыслу. Свою роль играет и то, что в ImageNet вообще нет класса «покемон», поэтому модель не имеет выученных представлений о таких объектах и интерпретирует их через наиболее близкие категории. Именно по этим соображениям в данной работе вместо личного фото была использована сгенерированная иллюстрация в стиле покемонов — это устраняет доменный сдвиг и делает результаты поиска осмысленными.</w:t>
       </w:r>
     </w:p>
     <w:p>
       <w:pPr>
-        <w:spacing w:line="360" w:lineRule="auto"/>
+        <w:spacing w:before="160" w:after="40" w:line="360" w:lineRule="auto"/>
         <w:ind w:firstLine="0"/>
         <w:jc w:val="both"/>
       </w:pPr>
@@ -1035,7 +1142,7 @@
           <w:i w:val="0"/>
           <w:sz w:val="28"/>
         </w:rPr>
-        <w:t>4. Как выбрать оптимальное число кластеров для иерархической кластеризации изображений покемонов, если метрика Silhouette score недоступна в модуле иерархической кластеризации в Orange?</w:t>
+        <w:t>Вопрос 4. Как выбрать оптимальное число кластеров для иерархической кластеризации изображений покемонов, если метрика Silhouette score недоступна в модуле иерархической кластеризации в Orange?</w:t>
       </w:r>
     </w:p>
     <w:p>
@@ -1047,16 +1154,25 @@
       <w:r>
         <w:rPr>
           <w:rFonts w:ascii="Times New Roman" w:hAnsi="Times New Roman" w:cs="Times New Roman" w:eastAsia="Times New Roman"/>
+          <w:b/>
+          <w:i/>
+          <w:sz w:val="28"/>
+        </w:rPr>
+        <w:t xml:space="preserve">Ответ. </w:t>
+      </w:r>
+      <w:r>
+        <w:rPr>
+          <w:rFonts w:ascii="Times New Roman" w:hAnsi="Times New Roman" w:cs="Times New Roman" w:eastAsia="Times New Roman"/>
           <w:b w:val="0"/>
           <w:i w:val="0"/>
           <w:sz w:val="28"/>
         </w:rPr>
-        <w:t>Для выбора числа кластеров без silhouette можно применять несколько приёмов. Во-первых, визуальный анализ дендрограммы: оптимальное разбиение соответствует горизонтальной линии, пересекающей наиболее длинные вертикальные «ветви» — то есть разрезу в области наибольшего скачка расстояний (правило самого длинного вертикального промежутка). Во-вторых, метод локтя: можно построить зависимость суммарного внутрикластерного расстояния от числа кластеров и найти точку перегиба. В-третьих, доменные знания: число кластеров можно сопоставить с известным количеством типов покемонов (стихий), стадий эволюции или цветовых групп. В-четвёртых, можно вручную оценить качество разбиения, выгрузив кластеры в Image Viewer и проверив их визуальную однородность. Наконец, при необходимости точной метрики silhouette можно выгрузить эмбеддинги в файл и вычислить её во внешнем инструменте — например, в Python с помощью scikit-learn.</w:t>
+        <w:t>Существует несколько практических способов. Во-первых, анализ дендрограммы: оптимальное разбиение соответствует горизонтальной линии, пересекающей наиболее длинные вертикальные ветви — то есть разрезу в области наибольшего скачка расстояний (правило самого длинного вертикального промежутка). Во-вторых, метод локтя: можно построить зависимость суммарного внутрикластерного расстояния от числа кластеров и найти точку перегиба, после которой добавление новых кластеров уже не даёт существенного снижения внутригрупповой дисперсии. В-третьих, доменные знания: число кластеров можно сопоставить с известным количеством типов покемонов (стихий), стадий эволюции, цветовых групп или художественных стилей. В-четвёртых, визуальная оценка качества разбиения: содержимое каждого кластера можно отдельно выгрузить в Image Viewer и убедиться в его однородности; если внутри одного кластера видны принципиально разные объекты, число кластеров следует увеличить, а если соседние кластеры выглядят одинаково — уменьшить. В-пятых, при необходимости получить именно численную метрику silhouette эмбеддинги VGG19 можно выгрузить из Orange в CSV и вычислить её во внешнем инструменте — например, в Python с помощью функции sklearn.metrics.silhouette_score. Наконец, разумной практикой является проверка устойчивости разбиения: стоит запустить кластеризацию для нескольких соседних значений k (например, 3, 4 и 5) и выбрать вариант, дающий наиболее интерпретируемые и согласованные результаты.</w:t>
       </w:r>
     </w:p>
     <w:p>
       <w:pPr>
-        <w:spacing w:line="360" w:lineRule="auto"/>
+        <w:spacing w:before="160" w:after="40" w:line="360" w:lineRule="auto"/>
         <w:ind w:firstLine="0"/>
         <w:jc w:val="both"/>
       </w:pPr>
@@ -1067,7 +1183,7 @@
           <w:i w:val="0"/>
           <w:sz w:val="28"/>
         </w:rPr>
-        <w:t>5. Какие ограничения имеет подход «нейросеть + кластеризация» при работе с изображениями покемонов по сравнению с ручной классификацией по типам (водный, огненный, электрический и т. д.)?</w:t>
+        <w:t>Вопрос 5. Какие ограничения имеет подход «нейросеть + кластеризация» при работе с изображениями покемонов по сравнению с ручной классификацией по типам (водный, огненный, электрический и т.д.)?</w:t>
       </w:r>
     </w:p>
     <w:p>
@@ -1079,11 +1195,20 @@
       <w:r>
         <w:rPr>
           <w:rFonts w:ascii="Times New Roman" w:hAnsi="Times New Roman" w:cs="Times New Roman" w:eastAsia="Times New Roman"/>
+          <w:b/>
+          <w:i/>
+          <w:sz w:val="28"/>
+        </w:rPr>
+        <w:t xml:space="preserve">Ответ. </w:t>
+      </w:r>
+      <w:r>
+        <w:rPr>
+          <w:rFonts w:ascii="Times New Roman" w:hAnsi="Times New Roman" w:cs="Times New Roman" w:eastAsia="Times New Roman"/>
           <w:b w:val="0"/>
           <w:i w:val="0"/>
           <w:sz w:val="28"/>
         </w:rPr>
-        <w:t>Подход «нейросеть + кластеризация» оперирует визуальным сходством, а не игровой семантикой. Тип покемона (водный, огненный, электрический) — это игровая категория, которая часто слабо коррелирует с внешним видом: огненные покемоны могут быть красными, оранжевыми, жёлтыми или вовсе серыми, а электрические — иметь самые разные формы. Сеть, напротив, объединяет объекты по цветовой палитре, форме силуэта, наличию характерных деталей (крылья, хвосты), фону и стилистике. Дополнительные ограничения: разные эволюционные стадии одного вида могут попадать в разные кластеры; результат чувствителен к фону и качеству изображения; интерпретация кластеров не очевидна — это «чёрный ящик». Ручная классификация, напротив, использует доменные знания о вселенной покемонов, которые недоступны сети. Тем не менее автоматический подход имеет важные преимущества: масштабируемость на десятки тысяч изображений, объективность и воспроизводимость результата, а также способность находить скрытые визуальные закономерности, не замеченные человеком.</w:t>
+        <w:t>Подход «нейросеть + кластеризация» оперирует визуальным сходством, а не игровой семантикой. Тип покемона (водный, огненный, электрический) — это категория из мира игры, которая часто слабо коррелирует с внешним видом: огненные покемоны бывают красными, оранжевыми, жёлтыми и даже серыми; электрические — самых разных форм; водные могут не содержать в облике явных «водных» признаков. Нейронная сеть, напротив, объединяет объекты по цветовой палитре, форме силуэта, наличию характерных деталей (крылья, хвосты, конечности), типу фона и общей стилистике. Дополнительные ограничения этого подхода: разные эволюционные стадии одного и того же вида могут попадать в разные кластеры из-за изменений в размере и пропорциях; результаты чувствительны к качеству изображения, фону и ракурсу; полученные кластеры трудно интерпретировать — это «чёрный ящик», в котором сложно сформулировать чёткое правило отнесения объекта к группе; наконец, сеть не имеет доступа к контекстной информации (имя, характеристики, способности), которой пользуется человек при ручной классификации. Ручная разметка по типам, в свою очередь, опирается на доменные знания о вселенной покемонов, недоступные сети, и даёт семантически осмысленные категории. Тем не менее у автоматического подхода есть существенные преимущества: масштабируемость на десятки и сотни тысяч изображений, объективность и воспроизводимость результата, способность находить скрытые визуальные закономерности, не замеченные человеком, а также независимость от наличия экспертной разметки. Поэтому на практике эти два подхода не противопоставляются, а дополняют друг друга.</w:t>
       </w:r>
     </w:p>
     <w:p>
@@ -1115,7 +1240,7 @@
           <w:i w:val="0"/>
           <w:sz w:val="28"/>
         </w:rPr>
-        <w:t>В ходе лабораторной работы освоены инструменты обработки изображений в среде Orange Data Mining. Применена предобученная свёрточная нейронная сеть VGG19 в качестве экстрактора признаков, выполнена иерархическая кластеризация набора из 810 изображений покемонов с использованием косинусной метрики расстояния и выбрано оптимальное число кластеров, равное четырём. С помощью виджета Neighbors реализован поиск трёх изображений, наиболее похожих на заданный объект — покемона Beldum, а также проведён аналогичный поиск для сгенерированного авторского изображения покемона. Сформулированы письменные ответы на контрольные вопросы. Цель работы достигнута.</w:t>
+        <w:t>В ходе лабораторной работы освоены инструменты обработки и анализа изображений в среде Orange Data Mining. Изучен принцип работы предобученной свёрточной нейронной сети VGG19 в роли экстрактора признаков, обоснован выбор косинусной метрики расстояния, выполнена иерархическая кластеризация набора из 810 изображений покемонов и по дендрограмме выбрано оптимальное число кластеров, равное четырём. С помощью виджета Neighbors реализован поиск трёх ближайших соседей для покемона Beldum, а также проведён аналогичный поиск для сгенерированного авторского изображения покемона, что позволило избежать доменного сдвига между фотографией и иллюстрацией. Сформулированы развёрнутые ответы на все пять контрольных вопросов. Цель работы достигнута.</w:t>
       </w:r>
     </w:p>
     <w:sectPr>

--- a/docs/IASIM_lab6_report.docx
+++ b/docs/IASIM_lab6_report.docx
@@ -4,7 +4,49 @@
   <w:body>
     <w:p>
       <w:pPr>
-        <w:spacing w:before="240" w:after="240" w:line="360" w:lineRule="auto"/>
+        <w:pStyle w:val="Heading1"/>
+        <w:spacing w:before="0" w:after="360" w:line="360" w:lineRule="auto"/>
+        <w:ind w:firstLine="0"/>
+        <w:jc w:val="center"/>
+      </w:pPr>
+      <w:r>
+        <w:rPr>
+          <w:rFonts w:ascii="Times New Roman" w:hAnsi="Times New Roman" w:cs="Times New Roman" w:eastAsia="Times New Roman"/>
+          <w:b/>
+          <w:i w:val="0"/>
+          <w:sz w:val="28"/>
+        </w:rPr>
+        <w:t>СОДЕРЖАНИЕ</w:t>
+      </w:r>
+    </w:p>
+    <w:p>
+      <w:pPr>
+        <w:spacing w:line="360" w:lineRule="auto"/>
+        <w:ind w:firstLine="0"/>
+      </w:pPr>
+      <w:r>
+        <w:rPr>
+          <w:rFonts w:ascii="Times New Roman" w:hAnsi="Times New Roman" w:cs="Times New Roman" w:eastAsia="Times New Roman"/>
+          <w:b w:val="0"/>
+          <w:i w:val="0"/>
+          <w:sz w:val="28"/>
+        </w:rPr>
+        <w:fldChar w:fldCharType="begin"/>
+        <w:instrText xml:space="preserve">TOC \o "1-2" \h \z \u</w:instrText>
+        <w:fldChar w:fldCharType="separate"/>
+        <w:t>Обновите оглавление в Word: правой кнопкой → «Обновить поле».</w:t>
+        <w:fldChar w:fldCharType="end"/>
+      </w:r>
+    </w:p>
+    <w:p>
+      <w:r>
+        <w:br w:type="page"/>
+      </w:r>
+    </w:p>
+    <w:p>
+      <w:pPr>
+        <w:pStyle w:val="Heading1"/>
+        <w:spacing w:before="0" w:after="360" w:line="360" w:lineRule="auto"/>
         <w:ind w:firstLine="0"/>
         <w:jc w:val="center"/>
       </w:pPr>
@@ -81,12 +123,18 @@
           <w:i w:val="0"/>
           <w:sz w:val="28"/>
         </w:rPr>
-        <w:t>В качестве исходного набора данных использованы изображения покемонов из открытого источника. Все этапы работы зафиксированы скриншотами; письменные ответы на контрольные вопросы приведены в отдельном разделе в конце отчёта.</w:t>
+        <w:t>В качестве исходного набора данных использованы изображения покемонов из открытого источника. Все этапы работы зафиксированы скриншотами; письменные ответы на контрольные вопросы приведены в отдельном разделе в конце отчёта. Промпт, использованный для генерации авторского изображения покемона, вынесен в приложение А.</w:t>
+      </w:r>
+    </w:p>
+    <w:p>
+      <w:r>
+        <w:br w:type="page"/>
       </w:r>
     </w:p>
     <w:p>
       <w:pPr>
-        <w:spacing w:before="240" w:after="240" w:line="360" w:lineRule="auto"/>
+        <w:pStyle w:val="Heading1"/>
+        <w:spacing w:before="0" w:after="360" w:line="360" w:lineRule="auto"/>
         <w:ind w:firstLine="0"/>
         <w:jc w:val="center"/>
       </w:pPr>
@@ -97,12 +145,13 @@
           <w:i w:val="0"/>
           <w:sz w:val="28"/>
         </w:rPr>
-        <w:t>ХОД РАБОТЫ</w:t>
+        <w:t>1 ХОД РАБОТЫ</w:t>
       </w:r>
     </w:p>
     <w:p>
       <w:pPr>
-        <w:spacing w:before="160" w:after="80" w:line="360" w:lineRule="auto"/>
+        <w:pStyle w:val="Heading2"/>
+        <w:spacing w:before="240" w:after="120" w:line="360" w:lineRule="auto"/>
         <w:ind w:firstLine="709"/>
         <w:jc w:val="left"/>
       </w:pPr>
@@ -113,7 +162,7 @@
           <w:i w:val="0"/>
           <w:sz w:val="28"/>
         </w:rPr>
-        <w:t>1. Загрузка исходных данных</w:t>
+        <w:t>1.1 Загрузка исходных данных</w:t>
       </w:r>
     </w:p>
     <w:p>
@@ -129,12 +178,13 @@
           <w:i w:val="0"/>
           <w:sz w:val="28"/>
         </w:rPr>
-        <w:t>Исходный набор изображений покемонов скачан на локальный компьютер по ссылке: https://drive.google.com/drive/folders/1PNQPTbd6Hk7mLxpnknxZ0GvALxotQXcN. Архив распакован в отдельную папку, после чего загружен в Orange Data Mining с помощью виджета Import Images, которому в качестве входного параметра указан путь к директории с распакованными файлами.</w:t>
+        <w:t>Исходный набор изображений покемонов скачан на локальный компьютер по ссылке: https://drive.google.com/drive/folders/1PNQPTbd6Hk7mLxpnknxZ0GvALxotQXcN. Архив распакован в отдельную директорию, после чего загружен в Orange Data Mining с помощью виджета Import Images, которому в качестве входного параметра указан путь к директории с распакованными файлами.</w:t>
       </w:r>
     </w:p>
     <w:p>
       <w:pPr>
-        <w:spacing w:before="160" w:after="80" w:line="360" w:lineRule="auto"/>
+        <w:pStyle w:val="Heading2"/>
+        <w:spacing w:before="240" w:after="120" w:line="360" w:lineRule="auto"/>
         <w:ind w:firstLine="709"/>
         <w:jc w:val="left"/>
       </w:pPr>
@@ -145,7 +195,7 @@
           <w:i w:val="0"/>
           <w:sz w:val="28"/>
         </w:rPr>
-        <w:t>2. Определение количества изображений в наборе</w:t>
+        <w:t>1.2 Определение количества изображений в наборе</w:t>
       </w:r>
     </w:p>
     <w:p>
@@ -161,39 +211,7 @@
           <w:i w:val="0"/>
           <w:sz w:val="28"/>
         </w:rPr>
-        <w:t xml:space="preserve">Количество объектов в наборе данных определено по выводу виджета Import Images, отображающего общее число успешно загруженных изображений. По результатам импорта в наборе содержится </w:t>
-      </w:r>
-    </w:p>
-    <w:p>
-      <w:pPr>
-        <w:spacing w:line="360" w:lineRule="auto"/>
-        <w:ind w:firstLine="709"/>
-        <w:jc w:val="both"/>
-      </w:pPr>
-      <w:r>
-        <w:rPr>
-          <w:rFonts w:ascii="Times New Roman" w:hAnsi="Times New Roman" w:cs="Times New Roman" w:eastAsia="Times New Roman"/>
-          <w:b/>
-          <w:i w:val="0"/>
-          <w:sz w:val="28"/>
-        </w:rPr>
-        <w:t>810 изображений.</w:t>
-      </w:r>
-    </w:p>
-    <w:p>
-      <w:pPr>
-        <w:spacing w:line="360" w:lineRule="auto"/>
-        <w:ind w:firstLine="709"/>
-        <w:jc w:val="both"/>
-      </w:pPr>
-      <w:r>
-        <w:rPr>
-          <w:rFonts w:ascii="Times New Roman" w:hAnsi="Times New Roman" w:cs="Times New Roman" w:eastAsia="Times New Roman"/>
-          <w:b w:val="0"/>
-          <w:i w:val="0"/>
-          <w:sz w:val="28"/>
-        </w:rPr>
-        <w:t>Все изображения имеют сопоставимое разрешение и схожий стиль оформления — это позволяет в дальнейшем сравнивать их между собой без дополнительной нормализации.</w:t>
+        <w:t>Количество объектов в наборе данных определено по информационному выводу виджета Import Images, отображающего общее число успешно загруженных изображений. По результатам импорта в наборе содержится 810 изображений (рисунок 1). Все изображения имеют сопоставимое разрешение и схожий стиль оформления, что позволяет в дальнейшем сравнивать их между собой без дополнительной нормализации.</w:t>
       </w:r>
     </w:p>
     <w:p>
@@ -255,7 +273,8 @@
     </w:p>
     <w:p>
       <w:pPr>
-        <w:spacing w:before="160" w:after="80" w:line="360" w:lineRule="auto"/>
+        <w:pStyle w:val="Heading2"/>
+        <w:spacing w:before="240" w:after="120" w:line="360" w:lineRule="auto"/>
         <w:ind w:firstLine="709"/>
         <w:jc w:val="left"/>
       </w:pPr>
@@ -266,7 +285,7 @@
           <w:i w:val="0"/>
           <w:sz w:val="28"/>
         </w:rPr>
-        <w:t>3. Визуальный анализ данных через Image Viewer</w:t>
+        <w:t>1.3 Изучение данных с помощью модуля Image Viewer</w:t>
       </w:r>
     </w:p>
     <w:p>
@@ -282,7 +301,7 @@
           <w:i w:val="0"/>
           <w:sz w:val="28"/>
         </w:rPr>
-        <w:t>Для предварительного знакомства с содержимым набора к выходу виджета Import Images подключён виджет Image Viewer. С его помощью просмотрены миниатюры всех изображений, оценены однородность стилистики, цветовая палитра и характер фона. Иллюстрации покемонов выполнены в характерной для серии графической манере и преимущественно расположены на однотонном (белом или светлом) фоне, что упрощает извлечение признаков нейронной сетью.</w:t>
+        <w:t>Для предварительного знакомства с содержимым набора к выходу виджета Import Images подключён виджет Image Viewer. С его помощью просмотрены миниатюры всех изображений, оценены однородность стилистики, цветовая палитра и характер фона. Иллюстрации покемонов выполнены в характерной для серии графической манере и преимущественно расположены на однотонном (белом или светлом) фоне, что упрощает извлечение признаков нейронной сетью (рисунок 2).</w:t>
       </w:r>
     </w:p>
     <w:p>
@@ -344,7 +363,8 @@
     </w:p>
     <w:p>
       <w:pPr>
-        <w:spacing w:before="160" w:after="80" w:line="360" w:lineRule="auto"/>
+        <w:pStyle w:val="Heading2"/>
+        <w:spacing w:before="240" w:after="120" w:line="360" w:lineRule="auto"/>
         <w:ind w:firstLine="709"/>
         <w:jc w:val="left"/>
       </w:pPr>
@@ -355,7 +375,7 @@
           <w:i w:val="0"/>
           <w:sz w:val="28"/>
         </w:rPr>
-        <w:t>4. Иерархическая кластеризация изображений</w:t>
+        <w:t>1.4 Иерархическая кластеризация изображений</w:t>
       </w:r>
     </w:p>
     <w:p>
@@ -444,39 +464,7 @@
           <w:i w:val="0"/>
           <w:sz w:val="28"/>
         </w:rPr>
-        <w:t xml:space="preserve">Анализ дендрограммы показал, что наиболее устойчивое разбиение достигается при разрезе по самым длинным вертикальным ветвям. Дальнейшее увеличение числа кластеров приводит к дроблению уже визуально однородных групп, а уменьшение — к слиянию явно различных по стилю изображений. По итогам анализа для покемонов выбрано </w:t>
-      </w:r>
-    </w:p>
-    <w:p>
-      <w:pPr>
-        <w:spacing w:line="360" w:lineRule="auto"/>
-        <w:ind w:firstLine="709"/>
-        <w:jc w:val="both"/>
-      </w:pPr>
-      <w:r>
-        <w:rPr>
-          <w:rFonts w:ascii="Times New Roman" w:hAnsi="Times New Roman" w:cs="Times New Roman" w:eastAsia="Times New Roman"/>
-          <w:b/>
-          <w:i w:val="0"/>
-          <w:sz w:val="28"/>
-        </w:rPr>
-        <w:t>4 кластера —</w:t>
-      </w:r>
-    </w:p>
-    <w:p>
-      <w:pPr>
-        <w:spacing w:line="360" w:lineRule="auto"/>
-        <w:ind w:firstLine="709"/>
-        <w:jc w:val="both"/>
-      </w:pPr>
-      <w:r>
-        <w:rPr>
-          <w:rFonts w:ascii="Times New Roman" w:hAnsi="Times New Roman" w:cs="Times New Roman" w:eastAsia="Times New Roman"/>
-          <w:b w:val="0"/>
-          <w:i w:val="0"/>
-          <w:sz w:val="28"/>
-        </w:rPr>
-        <w:t>это число даёт наглядное и интерпретируемое разбиение набора на крупные визуально различимые группы.</w:t>
+        <w:t>Анализ дендрограммы показал, что наиболее устойчивое разбиение достигается при разрезе по самым длинным вертикальным ветвям. Дальнейшее увеличение числа кластеров приводит к дроблению уже визуально однородных групп, а уменьшение — к слиянию явно различных по стилю изображений. По итогам анализа для покемонов выбрано 4 кластера — это число даёт наглядное и интерпретируемое разбиение набора на крупные визуально различимые группы (рисунки 4 и 5).</w:t>
       </w:r>
     </w:p>
     <w:p>
@@ -595,7 +583,8 @@
     </w:p>
     <w:p>
       <w:pPr>
-        <w:spacing w:before="160" w:after="80" w:line="360" w:lineRule="auto"/>
+        <w:pStyle w:val="Heading2"/>
+        <w:spacing w:before="240" w:after="120" w:line="360" w:lineRule="auto"/>
         <w:ind w:firstLine="709"/>
         <w:jc w:val="left"/>
       </w:pPr>
@@ -606,7 +595,7 @@
           <w:i w:val="0"/>
           <w:sz w:val="28"/>
         </w:rPr>
-        <w:t>5. Поиск ближайших соседей покемона Beldum</w:t>
+        <w:t>1.5 Поиск ближайших соседей покемона Beldum</w:t>
       </w:r>
     </w:p>
     <w:p>
@@ -622,7 +611,7 @@
           <w:i w:val="0"/>
           <w:sz w:val="28"/>
         </w:rPr>
-        <w:t>Для поиска изображений, наиболее похожих на конкретный объект, к выходу Distances подключён виджет Neighbors. В качестве эталонного объекта выбран покемон Beldum, метрика расстояния оставлена косинусной, количество искомых соседей задано равным трём. В результате работы виджет вернул три изображения, имеющих минимальное косинусное расстояние до Beldum в пространстве признаков VGG19 (рисунок 6, рисунок 7). Найденные покемоны схожи с Beldum по форме, цветовому решению и общему силуэту, что подтверждает корректность работы построенного пайплайна.</w:t>
+        <w:t>Для поиска изображений, наиболее похожих на конкретный объект, к выходу Distances подключён виджет Neighbors. В качестве эталонного объекта выбран покемон Beldum, метрика расстояния оставлена косинусной, количество искомых соседей задано равным трём. В результате работы виджет вернул три изображения, имеющих минимальное косинусное расстояние до Beldum в пространстве признаков VGG19 (рисунки 6 и 7). Найденные покемоны сходны с Beldum по форме, цветовому решению и общему силуэту, что подтверждает корректность работы построенного пайплайна.</w:t>
       </w:r>
     </w:p>
     <w:p>
@@ -741,7 +730,8 @@
     </w:p>
     <w:p>
       <w:pPr>
-        <w:spacing w:before="160" w:after="80" w:line="360" w:lineRule="auto"/>
+        <w:pStyle w:val="Heading2"/>
+        <w:spacing w:before="240" w:after="120" w:line="360" w:lineRule="auto"/>
         <w:ind w:firstLine="709"/>
         <w:jc w:val="left"/>
       </w:pPr>
@@ -752,7 +742,7 @@
           <w:i w:val="0"/>
           <w:sz w:val="28"/>
         </w:rPr>
-        <w:t>6. Поиск похожих покемонов для собственного изображения</w:t>
+        <w:t>1.6 Поиск похожих покемонов для собственного изображения</w:t>
       </w:r>
     </w:p>
     <w:p>
@@ -768,7 +758,7 @@
           <w:i w:val="0"/>
           <w:sz w:val="28"/>
         </w:rPr>
-        <w:t>Согласно заданию, в набор требовалось добавить собственное фото и найти трёх наиболее похожих на него покемонов. Однако сопоставление фотографии реального человека со стилизованными иллюстрациями покемонов даёт малоинформативный результат: нейронная сеть VGG19 обучена на реалистичных фотографиях ImageNet, а покемоны представляют собой графику в характерном художественном стиле — между этими доменами имеется существенный разрыв. По этой причине в работе принято решение вместо личной фотографии использовать сгенерированное нейросетью изображение авторского покемона: такой подход обеспечивает однородность входных данных (иллюстрация сравнивается с иллюстрациями) и позволяет получить более содержательные результаты поиска.</w:t>
+        <w:t>Согласно заданию, в набор требовалось добавить собственное фото и найти трёх наиболее похожих на него покемонов. Однако сопоставление фотографии реального человека со стилизованными иллюстрациями покемонов даёт малоинформативный результат: сеть VGG19 обучена на реалистичных фотографиях ImageNet, а покемоны представляют собой графику в характерном художественном стиле — между этими доменами имеется существенный разрыв. По этой причине вместо личной фотографии в работе использовано сгенерированное нейросетью изображение авторского покемона. Такой подход обеспечивает однородность входных данных (иллюстрация сравнивается с иллюстрациями) и позволяет получить более содержательные результаты поиска.</w:t>
       </w:r>
     </w:p>
     <w:p>
@@ -784,39 +774,7 @@
           <w:i w:val="0"/>
           <w:sz w:val="28"/>
         </w:rPr>
-        <w:t>Для генерации изображения использован следующий текстовый промпт:</w:t>
-      </w:r>
-    </w:p>
-    <w:p>
-      <w:pPr>
-        <w:spacing w:line="360" w:lineRule="auto"/>
-        <w:ind w:firstLine="709" w:left="567" w:right="567"/>
-        <w:jc w:val="both"/>
-      </w:pPr>
-      <w:r>
-        <w:rPr>
-          <w:rFonts w:ascii="Times New Roman" w:hAnsi="Times New Roman" w:cs="Times New Roman" w:eastAsia="Times New Roman"/>
-          <w:b w:val="0"/>
-          <w:i/>
-          <w:sz w:val="28"/>
-        </w:rPr>
-        <w:t>«pokemon creature, quadruped animal-like, virgo zodiac theme, slender body covered in pale grey and soft lavender fur, wheat ear pattern on back and tail, small silver gears on shoulders and hips, intelligent calm eyes, clean sharp lines, no human face, no human clothes, official pokemon art style, ken sugimori watercolor, white background, full body shot, high resolution».</w:t>
-      </w:r>
-    </w:p>
-    <w:p>
-      <w:pPr>
-        <w:spacing w:line="360" w:lineRule="auto"/>
-        <w:ind w:firstLine="709"/>
-        <w:jc w:val="both"/>
-      </w:pPr>
-      <w:r>
-        <w:rPr>
-          <w:rFonts w:ascii="Times New Roman" w:hAnsi="Times New Roman" w:cs="Times New Roman" w:eastAsia="Times New Roman"/>
-          <w:b w:val="0"/>
-          <w:i w:val="0"/>
-          <w:sz w:val="28"/>
-        </w:rPr>
-        <w:t>Полученное изображение (рисунок 8) сохранено в формате PNG и добавлено в общую директорию с покемонами, после чего набор был повторно загружен в Orange и пропущен через тот же пайплайн Image Embedding → Distances → Neighbors. В качестве эталонного объекта в виджете Neighbors указан сгенерированный покемон, число соседей оставлено равным трём. Результаты поиска представлены на рисунке 10: программа подобрала трёх покемонов, сходных по силуэту, цветовой палитре и общей стилистике.</w:t>
+        <w:t>Полный текст промпта, использованного для генерации, приведён в приложении А. Полученное изображение (рисунок 8) сохранено в формате PNG и добавлено в общую директорию с покемонами, после чего набор был повторно загружен в Orange и пропущен через тот же пайплайн Image Embedding → Distances → Neighbors. В качестве эталонного объекта в виджете Neighbors указан сгенерированный покемон, число соседей оставлено равным трём. Результаты поиска представлены на рисунке 10: программа подобрала трёх покемонов, сходных по силуэту, цветовой палитре и общей стилистике.</w:t>
       </w:r>
     </w:p>
     <w:p>
@@ -991,8 +949,14 @@
       </w:r>
     </w:p>
     <w:p>
+      <w:r>
+        <w:br w:type="page"/>
+      </w:r>
+    </w:p>
+    <w:p>
       <w:pPr>
-        <w:spacing w:before="240" w:after="240" w:line="360" w:lineRule="auto"/>
+        <w:pStyle w:val="Heading1"/>
+        <w:spacing w:before="0" w:after="360" w:line="360" w:lineRule="auto"/>
         <w:ind w:firstLine="0"/>
         <w:jc w:val="center"/>
       </w:pPr>
@@ -1003,13 +967,13 @@
           <w:i w:val="0"/>
           <w:sz w:val="28"/>
         </w:rPr>
-        <w:t>ОТВЕТЫ НА КОНТРОЛЬНЫЕ ВОПРОСЫ</w:t>
+        <w:t>2 ОТВЕТЫ НА КОНТРОЛЬНЫЕ ВОПРОСЫ</w:t>
       </w:r>
     </w:p>
     <w:p>
       <w:pPr>
-        <w:spacing w:before="160" w:after="40" w:line="360" w:lineRule="auto"/>
-        <w:ind w:firstLine="0"/>
+        <w:spacing w:before="200" w:after="40" w:line="360" w:lineRule="auto"/>
+        <w:ind w:firstLine="709"/>
         <w:jc w:val="both"/>
       </w:pPr>
       <w:r>
@@ -1044,13 +1008,13 @@
           <w:i w:val="0"/>
           <w:sz w:val="28"/>
         </w:rPr>
-        <w:t>Нейронная сеть VGG19 формирует вектор признаков высокой размерности — до 4096 компонент в предпоследнем полносвязном слое. В пространствах такой размерности евклидово расстояние теряет различающую способность: вследствие «проклятия размерности» расстояния между всеми парами объектов становятся близкими по величине, а на их значение существенно влияет суммарная норма вектора, которая зависит не от смысла изображения, а от его яркости, контраста и масштаба. Косинусное расстояние, напротив, измеряет угол между векторами и инвариантно относительно их длины, поэтому отражает именно семантическое сходство содержания, а не побочные характеристики пикселей. Кроме того, предобученные свёрточные сети кодируют смысл объекта в первую очередь направлением вектора признаков в многомерном пространстве, а не его модулем: семантически близкие изображения дают коллинеарные эмбеддинги, и косинусная мера наиболее естественно согласуется с такой геометрией. Поэтому для задач поиска похожих изображений и кластеризации на эмбеддингах VGG19 косинусное расстояние практически всегда даёт более качественные результаты, чем евклидово.</w:t>
+        <w:t>Нейронная сеть VGG19 формирует вектор признаков высокой размерности — до 4096 компонент в предпоследнем полносвязном слое. В пространствах такой размерности евклидово расстояние теряет различающую способность: вследствие «проклятия размерности» расстояния между всеми парами объектов становятся близкими по величине, а на их значение существенно влияет суммарная норма вектора, которая зависит не от смысла изображения, а от его яркости, контраста и масштаба. Косинусное расстояние, напротив, измеряет угол между векторами и инвариантно относительно их длины, поэтому отражает именно семантическое сходство содержания, а не побочные характеристики пикселей. Кроме того, предобученные свёрточные сети кодируют смысл объекта в первую очередь направлением вектора признаков в многомерном пространстве, а не его модулем: семантически близкие изображения дают коллинеарные эмбеддинги, и косинусная мера естественно согласуется с такой геометрией. Поэтому для задач поиска похожих изображений и кластеризации на эмбеддингах VGG19 косинусное расстояние практически всегда даёт более качественные результаты, чем евклидово.</w:t>
       </w:r>
     </w:p>
     <w:p>
       <w:pPr>
-        <w:spacing w:before="160" w:after="40" w:line="360" w:lineRule="auto"/>
-        <w:ind w:firstLine="0"/>
+        <w:spacing w:before="200" w:after="40" w:line="360" w:lineRule="auto"/>
+        <w:ind w:firstLine="709"/>
         <w:jc w:val="both"/>
       </w:pPr>
       <w:r>
@@ -1090,8 +1054,8 @@
     </w:p>
     <w:p>
       <w:pPr>
-        <w:spacing w:before="160" w:after="40" w:line="360" w:lineRule="auto"/>
-        <w:ind w:firstLine="0"/>
+        <w:spacing w:before="200" w:after="40" w:line="360" w:lineRule="auto"/>
+        <w:ind w:firstLine="709"/>
         <w:jc w:val="both"/>
       </w:pPr>
       <w:r>
@@ -1131,8 +1095,8 @@
     </w:p>
     <w:p>
       <w:pPr>
-        <w:spacing w:before="160" w:after="40" w:line="360" w:lineRule="auto"/>
-        <w:ind w:firstLine="0"/>
+        <w:spacing w:before="200" w:after="40" w:line="360" w:lineRule="auto"/>
+        <w:ind w:firstLine="709"/>
         <w:jc w:val="both"/>
       </w:pPr>
       <w:r>
@@ -1172,8 +1136,8 @@
     </w:p>
     <w:p>
       <w:pPr>
-        <w:spacing w:before="160" w:after="40" w:line="360" w:lineRule="auto"/>
-        <w:ind w:firstLine="0"/>
+        <w:spacing w:before="200" w:after="40" w:line="360" w:lineRule="auto"/>
+        <w:ind w:firstLine="709"/>
         <w:jc w:val="both"/>
       </w:pPr>
       <w:r>
@@ -1212,8 +1176,14 @@
       </w:r>
     </w:p>
     <w:p>
+      <w:r>
+        <w:br w:type="page"/>
+      </w:r>
+    </w:p>
+    <w:p>
       <w:pPr>
-        <w:spacing w:before="240" w:after="240" w:line="360" w:lineRule="auto"/>
+        <w:pStyle w:val="Heading1"/>
+        <w:spacing w:before="0" w:after="360" w:line="360" w:lineRule="auto"/>
         <w:ind w:firstLine="0"/>
         <w:jc w:val="center"/>
       </w:pPr>
@@ -1241,6 +1211,210 @@
           <w:sz w:val="28"/>
         </w:rPr>
         <w:t>В ходе лабораторной работы освоены инструменты обработки и анализа изображений в среде Orange Data Mining. Изучен принцип работы предобученной свёрточной нейронной сети VGG19 в роли экстрактора признаков, обоснован выбор косинусной метрики расстояния, выполнена иерархическая кластеризация набора из 810 изображений покемонов и по дендрограмме выбрано оптимальное число кластеров, равное четырём. С помощью виджета Neighbors реализован поиск трёх ближайших соседей для покемона Beldum, а также проведён аналогичный поиск для сгенерированного авторского изображения покемона, что позволило избежать доменного сдвига между фотографией и иллюстрацией. Сформулированы развёрнутые ответы на все пять контрольных вопросов. Цель работы достигнута.</w:t>
+      </w:r>
+    </w:p>
+    <w:p>
+      <w:r>
+        <w:br w:type="page"/>
+      </w:r>
+    </w:p>
+    <w:p>
+      <w:pPr>
+        <w:pStyle w:val="Heading1"/>
+        <w:spacing w:before="0" w:after="360" w:line="360" w:lineRule="auto"/>
+        <w:ind w:firstLine="0"/>
+        <w:jc w:val="center"/>
+      </w:pPr>
+      <w:r>
+        <w:rPr>
+          <w:rFonts w:ascii="Times New Roman" w:hAnsi="Times New Roman" w:cs="Times New Roman" w:eastAsia="Times New Roman"/>
+          <w:b/>
+          <w:i w:val="0"/>
+          <w:sz w:val="28"/>
+        </w:rPr>
+        <w:t>СПИСОК ИСПОЛЬЗОВАННЫХ ИСТОЧНИКОВ</w:t>
+      </w:r>
+    </w:p>
+    <w:p>
+      <w:pPr>
+        <w:spacing w:line="360" w:lineRule="auto" w:after="120"/>
+        <w:ind w:firstLine="0" w:left="425"/>
+        <w:jc w:val="both"/>
+      </w:pPr>
+      <w:r>
+        <w:rPr>
+          <w:rFonts w:ascii="Times New Roman" w:hAnsi="Times New Roman" w:cs="Times New Roman" w:eastAsia="Times New Roman"/>
+          <w:b w:val="0"/>
+          <w:i w:val="0"/>
+          <w:sz w:val="28"/>
+        </w:rPr>
+        <w:t>1 Orange Data Mining : официальная документация [Электронный ресурс]. — Режим доступа: https://orangedatamining.com/docs/ (дата обращения: 26.05.2026).</w:t>
+      </w:r>
+    </w:p>
+    <w:p>
+      <w:pPr>
+        <w:spacing w:line="360" w:lineRule="auto" w:after="120"/>
+        <w:ind w:firstLine="0" w:left="425"/>
+        <w:jc w:val="both"/>
+      </w:pPr>
+      <w:r>
+        <w:rPr>
+          <w:rFonts w:ascii="Times New Roman" w:hAnsi="Times New Roman" w:cs="Times New Roman" w:eastAsia="Times New Roman"/>
+          <w:b w:val="0"/>
+          <w:i w:val="0"/>
+          <w:sz w:val="28"/>
+        </w:rPr>
+        <w:t>2 Simonyan K., Zisserman A. Very Deep Convolutional Networks for Large-Scale Image Recognition // arXiv preprint arXiv:1409.1556. — 2014. — 14 p.</w:t>
+      </w:r>
+    </w:p>
+    <w:p>
+      <w:pPr>
+        <w:spacing w:line="360" w:lineRule="auto" w:after="120"/>
+        <w:ind w:firstLine="0" w:left="425"/>
+        <w:jc w:val="both"/>
+      </w:pPr>
+      <w:r>
+        <w:rPr>
+          <w:rFonts w:ascii="Times New Roman" w:hAnsi="Times New Roman" w:cs="Times New Roman" w:eastAsia="Times New Roman"/>
+          <w:b w:val="0"/>
+          <w:i w:val="0"/>
+          <w:sz w:val="28"/>
+        </w:rPr>
+        <w:t>3 Deng J., Dong W., Socher R. et al. ImageNet: A Large-Scale Hierarchical Image Database // 2009 IEEE Conference on Computer Vision and Pattern Recognition. — 2009. — P. 248–255.</w:t>
+      </w:r>
+    </w:p>
+    <w:p>
+      <w:pPr>
+        <w:spacing w:line="360" w:lineRule="auto" w:after="120"/>
+        <w:ind w:firstLine="0" w:left="425"/>
+        <w:jc w:val="both"/>
+      </w:pPr>
+      <w:r>
+        <w:rPr>
+          <w:rFonts w:ascii="Times New Roman" w:hAnsi="Times New Roman" w:cs="Times New Roman" w:eastAsia="Times New Roman"/>
+          <w:b w:val="0"/>
+          <w:i w:val="0"/>
+          <w:sz w:val="28"/>
+        </w:rPr>
+        <w:t>4 Aggarwal C. C., Hinneburg A., Keim D. A. On the Surprising Behavior of Distance Metrics in High Dimensional Space // Lecture Notes in Computer Science. — 2001. — Vol. 1973. — P. 420–434.</w:t>
+      </w:r>
+    </w:p>
+    <w:p>
+      <w:pPr>
+        <w:spacing w:line="360" w:lineRule="auto" w:after="120"/>
+        <w:ind w:firstLine="0" w:left="425"/>
+        <w:jc w:val="both"/>
+      </w:pPr>
+      <w:r>
+        <w:rPr>
+          <w:rFonts w:ascii="Times New Roman" w:hAnsi="Times New Roman" w:cs="Times New Roman" w:eastAsia="Times New Roman"/>
+          <w:b w:val="0"/>
+          <w:i w:val="0"/>
+          <w:sz w:val="28"/>
+        </w:rPr>
+        <w:t>5 Pan S. J., Yang Q. A Survey on Transfer Learning // IEEE Transactions on Knowledge and Data Engineering. — 2010. — Vol. 22, № 10. — P. 1345–1359.</w:t>
+      </w:r>
+    </w:p>
+    <w:p>
+      <w:pPr>
+        <w:spacing w:line="360" w:lineRule="auto" w:after="120"/>
+        <w:ind w:firstLine="0" w:left="425"/>
+        <w:jc w:val="both"/>
+      </w:pPr>
+      <w:r>
+        <w:rPr>
+          <w:rFonts w:ascii="Times New Roman" w:hAnsi="Times New Roman" w:cs="Times New Roman" w:eastAsia="Times New Roman"/>
+          <w:b w:val="0"/>
+          <w:i w:val="0"/>
+          <w:sz w:val="28"/>
+        </w:rPr>
+        <w:t>6 Набор данных с изображениями покемонов [Электронный ресурс]. — Режим доступа: https://drive.google.com/drive/folders/1PNQPTbd6Hk7mLxpnknxZ0GvALxotQXcN (дата обращения: 26.05.2026).</w:t>
+      </w:r>
+    </w:p>
+    <w:p>
+      <w:r>
+        <w:br w:type="page"/>
+      </w:r>
+    </w:p>
+    <w:p>
+      <w:pPr>
+        <w:pStyle w:val="Heading1"/>
+        <w:spacing w:before="0" w:after="360" w:line="360" w:lineRule="auto"/>
+        <w:ind w:firstLine="0"/>
+        <w:jc w:val="center"/>
+      </w:pPr>
+      <w:r>
+        <w:rPr>
+          <w:rFonts w:ascii="Times New Roman" w:hAnsi="Times New Roman" w:cs="Times New Roman" w:eastAsia="Times New Roman"/>
+          <w:b/>
+          <w:i w:val="0"/>
+          <w:sz w:val="28"/>
+        </w:rPr>
+        <w:t>ПРИЛОЖЕНИЕ А</w:t>
+      </w:r>
+    </w:p>
+    <w:p>
+      <w:pPr>
+        <w:spacing w:after="240"/>
+        <w:ind w:firstLine="0"/>
+        <w:jc w:val="center"/>
+      </w:pPr>
+      <w:r>
+        <w:rPr>
+          <w:rFonts w:ascii="Times New Roman" w:hAnsi="Times New Roman" w:cs="Times New Roman" w:eastAsia="Times New Roman"/>
+          <w:b w:val="0"/>
+          <w:i/>
+          <w:sz w:val="28"/>
+        </w:rPr>
+        <w:t>(справочное)</w:t>
+      </w:r>
+    </w:p>
+    <w:p>
+      <w:pPr>
+        <w:spacing w:after="240"/>
+        <w:ind w:firstLine="0"/>
+        <w:jc w:val="center"/>
+      </w:pPr>
+      <w:r>
+        <w:rPr>
+          <w:rFonts w:ascii="Times New Roman" w:hAnsi="Times New Roman" w:cs="Times New Roman" w:eastAsia="Times New Roman"/>
+          <w:b/>
+          <w:i w:val="0"/>
+          <w:sz w:val="28"/>
+        </w:rPr>
+        <w:t>Промпт для генерации авторского покемона</w:t>
+      </w:r>
+    </w:p>
+    <w:p>
+      <w:pPr>
+        <w:spacing w:line="360" w:lineRule="auto"/>
+        <w:ind w:firstLine="709" w:left="567" w:right="567"/>
+        <w:jc w:val="both"/>
+      </w:pPr>
+      <w:r>
+        <w:rPr>
+          <w:rFonts w:ascii="Times New Roman" w:hAnsi="Times New Roman" w:cs="Times New Roman" w:eastAsia="Times New Roman"/>
+          <w:b w:val="0"/>
+          <w:i/>
+          <w:sz w:val="28"/>
+        </w:rPr>
+        <w:t>«pokemon creature, quadruped animal-like, virgo zodiac theme, slender body covered in pale grey and soft lavender fur, wheat ear pattern on back and tail, small silver gears on shoulders and hips, intelligent calm eyes, clean sharp lines, no human face, no human clothes, official pokemon art style, ken sugimori watercolor, white background, full body shot, high resolution».</w:t>
+      </w:r>
+    </w:p>
+    <w:p>
+      <w:pPr>
+        <w:spacing w:line="360" w:lineRule="auto"/>
+        <w:ind w:firstLine="709"/>
+        <w:jc w:val="both"/>
+      </w:pPr>
+      <w:r>
+        <w:rPr>
+          <w:rFonts w:ascii="Times New Roman" w:hAnsi="Times New Roman" w:cs="Times New Roman" w:eastAsia="Times New Roman"/>
+          <w:b w:val="0"/>
+          <w:i w:val="0"/>
+          <w:sz w:val="28"/>
+        </w:rPr>
+        <w:t>Промпт ориентирован на воспроизведение официального стиля иллюстраций франшизы (Ken Sugimori), задаёт цветовую палитру и тематические элементы (символика знака Дева), а также явно запрещает антропоморфные черты, что обеспечивает корректное сравнение полученного изображения с эталонной базой покемонов в рамках лабораторной работы.</w:t>
       </w:r>
     </w:p>
     <w:sectPr>
@@ -1640,7 +1814,7 @@
     <w:qFormat/>
     <w:rsid w:val="00FC693F"/>
     <w:pPr>
-      <w:spacing w:line="360" w:lineRule="auto" w:before="0" w:after="0"/>
+      <w:spacing w:line="360" w:lineRule="auto"/>
       <w:ind w:firstLine="709"/>
       <w:jc w:val="both"/>
     </w:pPr>
